--- a/Câu pormpt.docx
+++ b/Câu pormpt.docx
@@ -510,6 +510,121 @@
         <w:t>đọc</w:t>
       </w:r>
       <w:proofErr w:type="spellEnd"/>
+      <w:r>
+        <w:t xml:space="preserve"> (</w:t>
+      </w:r>
+      <w:proofErr w:type="spellStart"/>
+      <w:r>
+        <w:t>chỉ</w:t>
+      </w:r>
+      <w:proofErr w:type="spellEnd"/>
+      <w:r>
+        <w:t xml:space="preserve"> </w:t>
+      </w:r>
+      <w:proofErr w:type="spellStart"/>
+      <w:r>
+        <w:t>duy</w:t>
+      </w:r>
+      <w:proofErr w:type="spellEnd"/>
+      <w:r>
+        <w:t xml:space="preserve"> </w:t>
+      </w:r>
+      <w:proofErr w:type="spellStart"/>
+      <w:r>
+        <w:t>nhất</w:t>
+      </w:r>
+      <w:proofErr w:type="spellEnd"/>
+      <w:r>
+        <w:t xml:space="preserve"> </w:t>
+      </w:r>
+      <w:proofErr w:type="spellStart"/>
+      <w:r>
+        <w:t>tính</w:t>
+      </w:r>
+      <w:proofErr w:type="spellEnd"/>
+      <w:r>
+        <w:t xml:space="preserve"> </w:t>
+      </w:r>
+      <w:proofErr w:type="spellStart"/>
+      <w:r>
+        <w:t>năng</w:t>
+      </w:r>
+      <w:proofErr w:type="spellEnd"/>
+      <w:r>
+        <w:t xml:space="preserve"> </w:t>
+      </w:r>
+      <w:proofErr w:type="spellStart"/>
+      <w:r>
+        <w:t>này</w:t>
+      </w:r>
+      <w:proofErr w:type="spellEnd"/>
+      <w:r>
+        <w:t xml:space="preserve"> </w:t>
+      </w:r>
+      <w:proofErr w:type="spellStart"/>
+      <w:r>
+        <w:t>thoi</w:t>
+      </w:r>
+      <w:proofErr w:type="spellEnd"/>
+      <w:r>
+        <w:t xml:space="preserve">,… </w:t>
+      </w:r>
+      <w:proofErr w:type="spellStart"/>
+      <w:r>
+        <w:t>những</w:t>
+      </w:r>
+      <w:proofErr w:type="spellEnd"/>
+      <w:r>
+        <w:t xml:space="preserve"> </w:t>
+      </w:r>
+      <w:proofErr w:type="spellStart"/>
+      <w:r>
+        <w:t>cái</w:t>
+      </w:r>
+      <w:proofErr w:type="spellEnd"/>
+      <w:r>
+        <w:t xml:space="preserve"> </w:t>
+      </w:r>
+      <w:proofErr w:type="spellStart"/>
+      <w:r>
+        <w:t>khác</w:t>
+      </w:r>
+      <w:proofErr w:type="spellEnd"/>
+      <w:r>
+        <w:t xml:space="preserve"> </w:t>
+      </w:r>
+      <w:proofErr w:type="spellStart"/>
+      <w:r>
+        <w:t>sẽ</w:t>
+      </w:r>
+      <w:proofErr w:type="spellEnd"/>
+      <w:r>
+        <w:t xml:space="preserve"> </w:t>
+      </w:r>
+      <w:proofErr w:type="spellStart"/>
+      <w:r>
+        <w:t>yêu</w:t>
+      </w:r>
+      <w:proofErr w:type="spellEnd"/>
+      <w:r>
+        <w:t xml:space="preserve"> </w:t>
+      </w:r>
+      <w:proofErr w:type="spellStart"/>
+      <w:r>
+        <w:t>cầu</w:t>
+      </w:r>
+      <w:proofErr w:type="spellEnd"/>
+      <w:r>
+        <w:t xml:space="preserve"> </w:t>
+      </w:r>
+      <w:proofErr w:type="spellStart"/>
+      <w:r>
+        <w:t>riêng</w:t>
+      </w:r>
+      <w:proofErr w:type="spellEnd"/>
+      <w:r>
+        <w:t>)</w:t>
+      </w:r>
       <w:r>
         <w:br/>
       </w:r>
